--- a/1부7화_La_bambina_con_la_febbre.docx
+++ b/1부7화_La_bambina_con_la_febbre.docx
@@ -1270,7 +1270,7 @@
           <w:color w:val="1A1A1A"/>
           <w:sz w:val="44"/>
         </w:rPr>
-        <w:t xml:space="preserve">   Dottoressa Montessori! Sta bene di passaggio?</w:t>
+        <w:t xml:space="preserve">   Dottoressa Montessori! È di passaggio?</w:t>
       </w:r>
     </w:p>
     <w:p>
@@ -1730,7 +1730,7 @@
           <w:color w:val="808080"/>
           <w:sz w:val="36"/>
         </w:rPr>
-        <w:t>여기선 무서워할 필요 없어요, 약속할게요.</w:t>
+        <w:t>여기선 남편분도 무서워할 필요 없어요, 약속할게요.</w:t>
       </w:r>
     </w:p>
     <w:p>
@@ -2063,7 +2063,7 @@
           <w:color w:val="1A1A1A"/>
           <w:sz w:val="44"/>
         </w:rPr>
-        <w:t xml:space="preserve">   Fatemi leggere, prima che qualcuno mi impedisca.</w:t>
+        <w:t xml:space="preserve">   Mi faccia leggere, prima che qualcuno me lo impedisca.</w:t>
       </w:r>
     </w:p>
     <w:p>
@@ -2243,7 +2243,7 @@
           <w:color w:val="1A1A1A"/>
           <w:sz w:val="44"/>
         </w:rPr>
-        <w:t xml:space="preserve">   Davvero? Da lei è un onore, Console.</w:t>
+        <w:t xml:space="preserve">   Davvero? Detto da lei, è un onore, Console.</w:t>
       </w:r>
     </w:p>
     <w:p>
@@ -2253,7 +2253,7 @@
           <w:color w:val="808080"/>
           <w:sz w:val="36"/>
         </w:rPr>
-        <w:t>정말요? 집정관님한테 그건 영광이에요.</w:t>
+        <w:t>정말요? 집정관님께 그런 말을 들으니 영광이에요.</w:t>
       </w:r>
     </w:p>
     <w:p>
@@ -2393,7 +2393,7 @@
           <w:color w:val="1A1A1A"/>
           <w:sz w:val="44"/>
         </w:rPr>
-        <w:t xml:space="preserve">   Malata come? Fatemi vedere, senza disturbare.</w:t>
+        <w:t xml:space="preserve">   Malata come? Mi faccia vedere, senza disturbare.</w:t>
       </w:r>
     </w:p>
     <w:p>
@@ -2403,7 +2403,7 @@
           <w:color w:val="808080"/>
           <w:sz w:val="36"/>
         </w:rPr>
-        <w:t>어떻게 아픈가요? 방해 없이 좀 보죠.</w:t>
+        <w:t>어떻게 아픈가요? 좀 보여주세요, 방해하지 않을게요.</w:t>
       </w:r>
     </w:p>
     <w:p>
@@ -2583,7 +2583,7 @@
           <w:color w:val="808080"/>
           <w:sz w:val="36"/>
         </w:rPr>
-        <w:t>집정관님, 어쩌면 당신도 결국 마음이 있으시네요.</w:t>
+        <w:t>집정관님, 결국 집정관님께도 마음이 있으신가 봐요.</w:t>
       </w:r>
     </w:p>
     <w:p>
@@ -2603,7 +2603,7 @@
           <w:color w:val="1A1A1A"/>
           <w:sz w:val="44"/>
         </w:rPr>
-        <w:t xml:space="preserve">   Silenzio, poeta, o racconto a tutti del tuo capitolo.</w:t>
+        <w:t xml:space="preserve">   Silenzio, poeta, o racconto a tutti del suo capitolo.</w:t>
       </w:r>
     </w:p>
     <w:p>
@@ -3306,7 +3306,7 @@
           <w:color w:val="1A1A1A"/>
           <w:sz w:val="44"/>
         </w:rPr>
-        <w:t xml:space="preserve">   Console Cesare, non sapevo la interessasse la medicina.</w:t>
+        <w:t xml:space="preserve">   Console Cesare, non sapevo che le interessasse la medicina.</w:t>
       </w:r>
     </w:p>
     <w:p>
@@ -3376,7 +3376,7 @@
           <w:color w:val="808080"/>
           <w:sz w:val="36"/>
         </w:rPr>
-        <w:t>그 말을 당신한테서 들을 줄은 몰랐어요.</w:t>
+        <w:t>집정관님한테서 그런 말을 들을 줄은 몰랐어요.</w:t>
       </w:r>
     </w:p>
     <w:p>
@@ -3539,7 +3539,7 @@
           <w:color w:val="808080"/>
           <w:sz w:val="36"/>
         </w:rPr>
-        <w:t>다시 한번 감사드려요, 모두에게.</w:t>
+        <w:t>모두 다시 한번 감사드려요.</w:t>
       </w:r>
     </w:p>
     <w:p>
@@ -3769,7 +3769,7 @@
           <w:color w:val="1A1A1A"/>
           <w:sz w:val="44"/>
         </w:rPr>
-        <w:t xml:space="preserve">   Console, il mio capitolo l'ha davvero convinta?</w:t>
+        <w:t xml:space="preserve">   Console, il mio capitolo l'ha davvero convinto?</w:t>
       </w:r>
     </w:p>
     <w:p>
@@ -3959,7 +3959,7 @@
           <w:color w:val="808080"/>
           <w:sz w:val="36"/>
         </w:rPr>
-        <w:t>자 이제 다들 집에 가. 유령님들도요.</w:t>
+        <w:t>자 이제 다들 집에 가. 유령 양반들도.</w:t>
       </w:r>
     </w:p>
     <w:p/>
